--- a/SOLAR_HEATER/dryer_code.docx
+++ b/SOLAR_HEATER/dryer_code.docx
@@ -10,8 +10,6 @@
         <w:jc w:val="both"/>
         <w:rPr/>
       </w:pPr>
-      <w:bookmarkStart w:id="0" w:name="_GoBack"/>
-      <w:bookmarkEnd w:id="0"/>
       <w:r>
         <w:rPr/>
         <w:t>#include &lt;LiquidCrystal.h&gt;</w:t>
@@ -461,7 +459,601 @@
       </w:r>
       <w:r>
         <w:rPr/>
-        <w:t>lcd.begin(16, 2);  // ✅ changed from 20x4 to 16x2</w:t>
+        <w:t>lcd.begin(16, 2);</w:t>
+      </w:r>
+    </w:p>
+    <w:p>
+      <w:pPr>
+        <w:pStyle w:val="Normal"/>
+        <w:widowControl w:val="false"/>
+        <w:bidi w:val="0"/>
+        <w:jc w:val="both"/>
+        <w:rPr/>
+      </w:pPr>
+      <w:r>
+        <w:rPr/>
+      </w:r>
+    </w:p>
+    <w:p>
+      <w:pPr>
+        <w:pStyle w:val="Normal"/>
+        <w:widowControl w:val="false"/>
+        <w:bidi w:val="0"/>
+        <w:jc w:val="both"/>
+        <w:rPr/>
+      </w:pPr>
+      <w:r>
+        <w:rPr/>
+        <w:t xml:space="preserve">  </w:t>
+      </w:r>
+      <w:r>
+        <w:rPr/>
+        <w:t>lcd.print(F("Mamman Muhammad Gimba"));</w:t>
+      </w:r>
+    </w:p>
+    <w:p>
+      <w:pPr>
+        <w:pStyle w:val="Normal"/>
+        <w:widowControl w:val="false"/>
+        <w:bidi w:val="0"/>
+        <w:jc w:val="both"/>
+        <w:rPr/>
+      </w:pPr>
+      <w:r>
+        <w:rPr/>
+        <w:t xml:space="preserve">  </w:t>
+      </w:r>
+      <w:r>
+        <w:rPr/>
+        <w:t>lcd.setCursor(0, 1);</w:t>
+      </w:r>
+    </w:p>
+    <w:p>
+      <w:pPr>
+        <w:pStyle w:val="Normal"/>
+        <w:widowControl w:val="false"/>
+        <w:bidi w:val="0"/>
+        <w:jc w:val="both"/>
+        <w:rPr/>
+      </w:pPr>
+      <w:r>
+        <w:rPr/>
+        <w:t xml:space="preserve">  </w:t>
+      </w:r>
+      <w:r>
+        <w:rPr/>
+        <w:t>lcd.print(F("2023/nd/ret/006"));</w:t>
+      </w:r>
+    </w:p>
+    <w:p>
+      <w:pPr>
+        <w:pStyle w:val="Normal"/>
+        <w:widowControl w:val="false"/>
+        <w:bidi w:val="0"/>
+        <w:jc w:val="both"/>
+        <w:rPr/>
+      </w:pPr>
+      <w:r>
+        <w:rPr/>
+        <w:t xml:space="preserve">  </w:t>
+      </w:r>
+      <w:r>
+        <w:rPr/>
+        <w:t>delay(3000);</w:t>
+      </w:r>
+    </w:p>
+    <w:p>
+      <w:pPr>
+        <w:pStyle w:val="Normal"/>
+        <w:widowControl w:val="false"/>
+        <w:bidi w:val="0"/>
+        <w:jc w:val="both"/>
+        <w:rPr/>
+      </w:pPr>
+      <w:r>
+        <w:rPr/>
+        <w:t xml:space="preserve">  </w:t>
+      </w:r>
+      <w:r>
+        <w:rPr/>
+        <w:t>lcd.clear();</w:t>
+      </w:r>
+    </w:p>
+    <w:p>
+      <w:pPr>
+        <w:pStyle w:val="Normal"/>
+        <w:widowControl w:val="false"/>
+        <w:bidi w:val="0"/>
+        <w:jc w:val="both"/>
+        <w:rPr/>
+      </w:pPr>
+      <w:r>
+        <w:rPr/>
+      </w:r>
+    </w:p>
+    <w:p>
+      <w:pPr>
+        <w:pStyle w:val="Normal"/>
+        <w:widowControl w:val="false"/>
+        <w:bidi w:val="0"/>
+        <w:jc w:val="both"/>
+        <w:rPr/>
+      </w:pPr>
+      <w:r>
+        <w:rPr/>
+        <w:t xml:space="preserve">  </w:t>
+      </w:r>
+      <w:r>
+        <w:rPr/>
+        <w:t>lcd.print(F("Adamu Isah Gulani"));</w:t>
+      </w:r>
+    </w:p>
+    <w:p>
+      <w:pPr>
+        <w:pStyle w:val="Normal"/>
+        <w:widowControl w:val="false"/>
+        <w:bidi w:val="0"/>
+        <w:jc w:val="both"/>
+        <w:rPr/>
+      </w:pPr>
+      <w:r>
+        <w:rPr/>
+        <w:t xml:space="preserve">  </w:t>
+      </w:r>
+      <w:r>
+        <w:rPr/>
+        <w:t>lcd.setCursor(0, 1);</w:t>
+      </w:r>
+    </w:p>
+    <w:p>
+      <w:pPr>
+        <w:pStyle w:val="Normal"/>
+        <w:widowControl w:val="false"/>
+        <w:bidi w:val="0"/>
+        <w:jc w:val="both"/>
+        <w:rPr/>
+      </w:pPr>
+      <w:r>
+        <w:rPr/>
+        <w:t xml:space="preserve">  </w:t>
+      </w:r>
+      <w:r>
+        <w:rPr/>
+        <w:t>lcd.print(F("2023/nd/ret/008"));</w:t>
+      </w:r>
+    </w:p>
+    <w:p>
+      <w:pPr>
+        <w:pStyle w:val="Normal"/>
+        <w:widowControl w:val="false"/>
+        <w:bidi w:val="0"/>
+        <w:jc w:val="both"/>
+        <w:rPr/>
+      </w:pPr>
+      <w:r>
+        <w:rPr/>
+        <w:t xml:space="preserve">  </w:t>
+      </w:r>
+      <w:r>
+        <w:rPr/>
+        <w:t>delay(3000);</w:t>
+      </w:r>
+    </w:p>
+    <w:p>
+      <w:pPr>
+        <w:pStyle w:val="Normal"/>
+        <w:widowControl w:val="false"/>
+        <w:bidi w:val="0"/>
+        <w:jc w:val="both"/>
+        <w:rPr/>
+      </w:pPr>
+      <w:r>
+        <w:rPr/>
+        <w:t xml:space="preserve">  </w:t>
+      </w:r>
+      <w:r>
+        <w:rPr/>
+        <w:t>lcd.clear();</w:t>
+      </w:r>
+    </w:p>
+    <w:p>
+      <w:pPr>
+        <w:pStyle w:val="Normal"/>
+        <w:widowControl w:val="false"/>
+        <w:bidi w:val="0"/>
+        <w:jc w:val="both"/>
+        <w:rPr/>
+      </w:pPr>
+      <w:r>
+        <w:rPr/>
+      </w:r>
+    </w:p>
+    <w:p>
+      <w:pPr>
+        <w:pStyle w:val="Normal"/>
+        <w:widowControl w:val="false"/>
+        <w:bidi w:val="0"/>
+        <w:jc w:val="both"/>
+        <w:rPr/>
+      </w:pPr>
+      <w:r>
+        <w:rPr/>
+        <w:t xml:space="preserve">  </w:t>
+      </w:r>
+      <w:r>
+        <w:rPr/>
+        <w:t>lcd.print(F("Ahmed Abdullahi"));</w:t>
+      </w:r>
+    </w:p>
+    <w:p>
+      <w:pPr>
+        <w:pStyle w:val="Normal"/>
+        <w:widowControl w:val="false"/>
+        <w:bidi w:val="0"/>
+        <w:jc w:val="both"/>
+        <w:rPr/>
+      </w:pPr>
+      <w:r>
+        <w:rPr/>
+        <w:t xml:space="preserve">  </w:t>
+      </w:r>
+      <w:r>
+        <w:rPr/>
+        <w:t>lcd.setCursor(0, 1);</w:t>
+      </w:r>
+    </w:p>
+    <w:p>
+      <w:pPr>
+        <w:pStyle w:val="Normal"/>
+        <w:widowControl w:val="false"/>
+        <w:bidi w:val="0"/>
+        <w:jc w:val="both"/>
+        <w:rPr/>
+      </w:pPr>
+      <w:r>
+        <w:rPr/>
+        <w:t xml:space="preserve">  </w:t>
+      </w:r>
+      <w:r>
+        <w:rPr/>
+        <w:t>lcd.print(F("2023/nd/ret/002"));</w:t>
+      </w:r>
+    </w:p>
+    <w:p>
+      <w:pPr>
+        <w:pStyle w:val="Normal"/>
+        <w:widowControl w:val="false"/>
+        <w:bidi w:val="0"/>
+        <w:jc w:val="both"/>
+        <w:rPr/>
+      </w:pPr>
+      <w:r>
+        <w:rPr/>
+        <w:t xml:space="preserve">  </w:t>
+      </w:r>
+      <w:r>
+        <w:rPr/>
+        <w:t>delay(3000);</w:t>
+      </w:r>
+    </w:p>
+    <w:p>
+      <w:pPr>
+        <w:pStyle w:val="Normal"/>
+        <w:widowControl w:val="false"/>
+        <w:bidi w:val="0"/>
+        <w:jc w:val="both"/>
+        <w:rPr/>
+      </w:pPr>
+      <w:r>
+        <w:rPr/>
+        <w:t xml:space="preserve">  </w:t>
+      </w:r>
+      <w:r>
+        <w:rPr/>
+        <w:t>lcd.clear();</w:t>
+      </w:r>
+    </w:p>
+    <w:p>
+      <w:pPr>
+        <w:pStyle w:val="Normal"/>
+        <w:widowControl w:val="false"/>
+        <w:bidi w:val="0"/>
+        <w:jc w:val="both"/>
+        <w:rPr/>
+      </w:pPr>
+      <w:r>
+        <w:rPr/>
+      </w:r>
+    </w:p>
+    <w:p>
+      <w:pPr>
+        <w:pStyle w:val="Normal"/>
+        <w:widowControl w:val="false"/>
+        <w:bidi w:val="0"/>
+        <w:jc w:val="both"/>
+        <w:rPr/>
+      </w:pPr>
+      <w:r>
+        <w:rPr/>
+        <w:t xml:space="preserve">  </w:t>
+      </w:r>
+      <w:r>
+        <w:rPr/>
+        <w:t>lcd.print(F("Nuhu Abubakar"));</w:t>
+      </w:r>
+    </w:p>
+    <w:p>
+      <w:pPr>
+        <w:pStyle w:val="Normal"/>
+        <w:widowControl w:val="false"/>
+        <w:bidi w:val="0"/>
+        <w:jc w:val="both"/>
+        <w:rPr/>
+      </w:pPr>
+      <w:r>
+        <w:rPr/>
+        <w:t xml:space="preserve">  </w:t>
+      </w:r>
+      <w:r>
+        <w:rPr/>
+        <w:t>lcd.setCursor(0, 1);</w:t>
+      </w:r>
+    </w:p>
+    <w:p>
+      <w:pPr>
+        <w:pStyle w:val="Normal"/>
+        <w:widowControl w:val="false"/>
+        <w:bidi w:val="0"/>
+        <w:jc w:val="both"/>
+        <w:rPr/>
+      </w:pPr>
+      <w:r>
+        <w:rPr/>
+        <w:t xml:space="preserve">  </w:t>
+      </w:r>
+      <w:r>
+        <w:rPr/>
+        <w:t>lcd.print(F("2023/nd/ret/001"));</w:t>
+      </w:r>
+    </w:p>
+    <w:p>
+      <w:pPr>
+        <w:pStyle w:val="Normal"/>
+        <w:widowControl w:val="false"/>
+        <w:bidi w:val="0"/>
+        <w:jc w:val="both"/>
+        <w:rPr/>
+      </w:pPr>
+      <w:r>
+        <w:rPr/>
+        <w:t xml:space="preserve">  </w:t>
+      </w:r>
+      <w:r>
+        <w:rPr/>
+        <w:t>delay(3000);</w:t>
+      </w:r>
+    </w:p>
+    <w:p>
+      <w:pPr>
+        <w:pStyle w:val="Normal"/>
+        <w:widowControl w:val="false"/>
+        <w:bidi w:val="0"/>
+        <w:jc w:val="both"/>
+        <w:rPr/>
+      </w:pPr>
+      <w:r>
+        <w:rPr/>
+        <w:t xml:space="preserve">  </w:t>
+      </w:r>
+      <w:r>
+        <w:rPr/>
+        <w:t>lcd.clear();</w:t>
+      </w:r>
+    </w:p>
+    <w:p>
+      <w:pPr>
+        <w:pStyle w:val="Normal"/>
+        <w:widowControl w:val="false"/>
+        <w:bidi w:val="0"/>
+        <w:jc w:val="both"/>
+        <w:rPr/>
+      </w:pPr>
+      <w:r>
+        <w:rPr/>
+      </w:r>
+    </w:p>
+    <w:p>
+      <w:pPr>
+        <w:pStyle w:val="Normal"/>
+        <w:widowControl w:val="false"/>
+        <w:bidi w:val="0"/>
+        <w:jc w:val="both"/>
+        <w:rPr/>
+      </w:pPr>
+      <w:r>
+        <w:rPr/>
+        <w:t xml:space="preserve">  </w:t>
+      </w:r>
+      <w:r>
+        <w:rPr/>
+        <w:t>lcd.print(F("Lawan Ali Usman"));</w:t>
+      </w:r>
+    </w:p>
+    <w:p>
+      <w:pPr>
+        <w:pStyle w:val="Normal"/>
+        <w:widowControl w:val="false"/>
+        <w:bidi w:val="0"/>
+        <w:jc w:val="both"/>
+        <w:rPr/>
+      </w:pPr>
+      <w:r>
+        <w:rPr/>
+        <w:t xml:space="preserve">  </w:t>
+      </w:r>
+      <w:r>
+        <w:rPr/>
+        <w:t>lcd.setCursor(0, 1);</w:t>
+      </w:r>
+    </w:p>
+    <w:p>
+      <w:pPr>
+        <w:pStyle w:val="Normal"/>
+        <w:widowControl w:val="false"/>
+        <w:bidi w:val="0"/>
+        <w:jc w:val="both"/>
+        <w:rPr/>
+      </w:pPr>
+      <w:r>
+        <w:rPr/>
+        <w:t xml:space="preserve">  </w:t>
+      </w:r>
+      <w:r>
+        <w:rPr/>
+        <w:t>lcd.print(F("2023/nd/ret/007"));</w:t>
+      </w:r>
+    </w:p>
+    <w:p>
+      <w:pPr>
+        <w:pStyle w:val="Normal"/>
+        <w:widowControl w:val="false"/>
+        <w:bidi w:val="0"/>
+        <w:jc w:val="both"/>
+        <w:rPr/>
+      </w:pPr>
+      <w:r>
+        <w:rPr/>
+        <w:t xml:space="preserve">  </w:t>
+      </w:r>
+      <w:r>
+        <w:rPr/>
+        <w:t>delay(3000);</w:t>
+      </w:r>
+    </w:p>
+    <w:p>
+      <w:pPr>
+        <w:pStyle w:val="Normal"/>
+        <w:widowControl w:val="false"/>
+        <w:bidi w:val="0"/>
+        <w:jc w:val="both"/>
+        <w:rPr/>
+      </w:pPr>
+      <w:r>
+        <w:rPr/>
+        <w:t xml:space="preserve">  </w:t>
+      </w:r>
+      <w:r>
+        <w:rPr/>
+        <w:t>lcd.clear();</w:t>
+      </w:r>
+    </w:p>
+    <w:p>
+      <w:pPr>
+        <w:pStyle w:val="Normal"/>
+        <w:widowControl w:val="false"/>
+        <w:bidi w:val="0"/>
+        <w:jc w:val="both"/>
+        <w:rPr/>
+      </w:pPr>
+      <w:r>
+        <w:rPr/>
+      </w:r>
+    </w:p>
+    <w:p>
+      <w:pPr>
+        <w:pStyle w:val="Normal"/>
+        <w:widowControl w:val="false"/>
+        <w:bidi w:val="0"/>
+        <w:jc w:val="both"/>
+        <w:rPr/>
+      </w:pPr>
+      <w:r>
+        <w:rPr/>
+        <w:t xml:space="preserve">  </w:t>
+      </w:r>
+      <w:r>
+        <w:rPr/>
+        <w:t>lcd.print(F("Supervised by"));</w:t>
+      </w:r>
+    </w:p>
+    <w:p>
+      <w:pPr>
+        <w:pStyle w:val="Normal"/>
+        <w:widowControl w:val="false"/>
+        <w:bidi w:val="0"/>
+        <w:jc w:val="both"/>
+        <w:rPr/>
+      </w:pPr>
+      <w:r>
+        <w:rPr/>
+        <w:t xml:space="preserve">  </w:t>
+      </w:r>
+      <w:r>
+        <w:rPr/>
+        <w:t>lcd.setCursor(0, 1);</w:t>
+      </w:r>
+    </w:p>
+    <w:p>
+      <w:pPr>
+        <w:pStyle w:val="Normal"/>
+        <w:widowControl w:val="false"/>
+        <w:bidi w:val="0"/>
+        <w:jc w:val="both"/>
+        <w:rPr/>
+      </w:pPr>
+      <w:r>
+        <w:rPr/>
+        <w:t xml:space="preserve">  </w:t>
+      </w:r>
+      <w:r>
+        <w:rPr/>
+        <w:t>lcd.print(F("Abdullahi Umar Zakaria"));</w:t>
+      </w:r>
+    </w:p>
+    <w:p>
+      <w:pPr>
+        <w:pStyle w:val="Normal"/>
+        <w:widowControl w:val="false"/>
+        <w:bidi w:val="0"/>
+        <w:jc w:val="both"/>
+        <w:rPr/>
+      </w:pPr>
+      <w:r>
+        <w:rPr/>
+        <w:t xml:space="preserve">  </w:t>
+      </w:r>
+      <w:r>
+        <w:rPr/>
+        <w:t>delay(3000);</w:t>
+      </w:r>
+    </w:p>
+    <w:p>
+      <w:pPr>
+        <w:pStyle w:val="Normal"/>
+        <w:widowControl w:val="false"/>
+        <w:bidi w:val="0"/>
+        <w:jc w:val="both"/>
+        <w:rPr/>
+      </w:pPr>
+      <w:r>
+        <w:rPr/>
+        <w:t xml:space="preserve">  </w:t>
+      </w:r>
+      <w:r>
+        <w:rPr/>
+        <w:t>lcd.clear();</w:t>
+      </w:r>
+    </w:p>
+    <w:p>
+      <w:pPr>
+        <w:pStyle w:val="Normal"/>
+        <w:widowControl w:val="false"/>
+        <w:bidi w:val="0"/>
+        <w:jc w:val="both"/>
+        <w:rPr/>
+      </w:pPr>
+      <w:r>
+        <w:rPr/>
       </w:r>
     </w:p>
     <w:p>
@@ -2023,7 +2615,7 @@
   <w:docDefaults>
     <w:rPrDefault>
       <w:rPr>
-        <w:rFonts w:ascii="Calibri" w:hAnsi="Calibri" w:eastAsia="宋体" w:cs="" w:asciiTheme="minorHAnsi" w:cstheme="minorBidi" w:eastAsiaTheme="minorEastAsia" w:hAnsiTheme="minorHAnsi"/>
+        <w:rFonts w:ascii="Calibri" w:hAnsi="Calibri" w:eastAsia="" w:cs="" w:asciiTheme="minorHAnsi" w:cstheme="minorBidi" w:eastAsiaTheme="minorEastAsia" w:hAnsiTheme="minorHAnsi"/>
         <w:lang w:val="en-US" w:eastAsia="zh-CN" w:bidi="hi-IN"/>
       </w:rPr>
     </w:rPrDefault>
@@ -2289,11 +2881,13 @@
     <w:qFormat/>
     <w:pPr>
       <w:widowControl w:val="false"/>
+      <w:suppressAutoHyphens w:val="true"/>
       <w:bidi w:val="0"/>
+      <w:spacing w:before="0" w:after="0"/>
       <w:jc w:val="both"/>
     </w:pPr>
     <w:rPr>
-      <w:rFonts w:ascii="Calibri" w:hAnsi="Calibri" w:eastAsia="宋体" w:cs="" w:asciiTheme="minorHAnsi" w:cstheme="minorBidi" w:eastAsiaTheme="minorEastAsia" w:hAnsiTheme="minorHAnsi"/>
+      <w:rFonts w:ascii="Calibri" w:hAnsi="Calibri" w:eastAsia="" w:cs="" w:asciiTheme="minorHAnsi" w:cstheme="minorBidi" w:eastAsiaTheme="minorEastAsia" w:hAnsiTheme="minorHAnsi"/>
       <w:color w:val="auto"/>
       <w:kern w:val="2"/>
       <w:sz w:val="21"/>
